--- a/tests/_fixtures/metadata_extraction.docx
+++ b/tests/_fixtures/metadata_extraction.docx
@@ -1,7 +1,69 @@
 
 <file path=word/document.xml><?xml version="1.0" encoding="utf-8"?>
-<w:document xmlns:wpc="http://schemas.microsoft.com/office/word/2010/wordprocessingCanvas" xmlns:cx="http://schemas.microsoft.com/office/drawing/2014/chartex" xmlns:cx1="http://schemas.microsoft.com/office/drawing/2015/9/8/chartex" xmlns:cx2="http://schemas.microsoft.com/office/drawing/2015/10/21/chartex" xmlns:cx3="http://schemas.microsoft.com/office/drawing/2016/5/9/chartex" xmlns:cx4="http://schemas.microsoft.com/office/drawing/2016/5/10/chartex" xmlns:cx5="http://schemas.microsoft.com/office/drawing/2016/5/11/chartex" xmlns:cx6="http://schemas.microsoft.com/office/drawing/2016/5/12/chartex" xmlns:cx7="http://schemas.microsoft.com/office/drawing/2016/5/13/chartex" xmlns:cx8="http://schemas.microsoft.com/office/drawing/2016/5/14/chartex" xmlns:mc="http://schemas.openxmlformats.org/markup-compatibility/2006" xmlns:aink="http://schemas.microsoft.com/office/drawing/2016/ink" xmlns:am3d="http://schemas.microsoft.com/office/drawing/2017/model3d" xmlns:o="urn:schemas-microsoft-com:office:office" xmlns:oel="http://schemas.microsoft.com/office/2019/extlst" xmlns:r="http://schemas.openxmlformats.org/officeDocument/2006/relationships" xmlns:m="http://schemas.openxmlformats.org/officeDocument/2006/math" xmlns:v="urn:schemas-microsoft-com:vml" xmlns:wp14="http://schemas.microsoft.com/office/word/2010/wordprocessingDrawing" xmlns:wp="http://schemas.openxmlformats.org/drawingml/2006/wordprocessingDrawing" xmlns:w10="urn:schemas-microsoft-com:office:word" xmlns:w="http://schemas.openxmlformats.org/wordprocessingml/2006/main" xmlns:w14="http://schemas.microsoft.com/office/word/2010/wordml" xmlns:w15="http://schemas.microsoft.com/office/word/2012/wordml" xmlns:w16cex="http://schemas.microsoft.com/office/word/2018/wordml/cex" xmlns:w16cid="http://schemas.microsoft.com/office/word/2016/wordml/cid" xmlns:w16="http://schemas.microsoft.com/office/word/2018/wordml" xmlns:w16sdtdh="http://schemas.microsoft.com/office/word/2020/wordml/sdtdatahash" xmlns:w16se="http://schemas.microsoft.com/office/word/2015/wordml/symex" xmlns:wpg="http://schemas.microsoft.com/office/word/2010/wordprocessingGroup" xmlns:wpi="http://schemas.microsoft.com/office/word/2010/wordprocessingInk" xmlns:wne="http://schemas.microsoft.com/office/word/2006/wordml" xmlns:wps="http://schemas.microsoft.com/office/word/2010/wordprocessingShape" mc:Ignorable="w14 w15 w16se w16cid w16 w16cex w16sdtdh wp14">
+<w:document xmlns:wpc="http://schemas.microsoft.com/office/word/2010/wordprocessingCanvas" xmlns:cx="http://schemas.microsoft.com/office/drawing/2014/chartex" xmlns:cx1="http://schemas.microsoft.com/office/drawing/2015/9/8/chartex" xmlns:cx2="http://schemas.microsoft.com/office/drawing/2015/10/21/chartex" xmlns:cx3="http://schemas.microsoft.com/office/drawing/2016/5/9/chartex" xmlns:cx4="http://schemas.microsoft.com/office/drawing/2016/5/10/chartex" xmlns:cx5="http://schemas.microsoft.com/office/drawing/2016/5/11/chartex" xmlns:cx6="http://schemas.microsoft.com/office/drawing/2016/5/12/chartex" xmlns:cx7="http://schemas.microsoft.com/office/drawing/2016/5/13/chartex" xmlns:cx8="http://schemas.microsoft.com/office/drawing/2016/5/14/chartex" xmlns:mc="http://schemas.openxmlformats.org/markup-compatibility/2006" xmlns:aink="http://schemas.microsoft.com/office/drawing/2016/ink" xmlns:am3d="http://schemas.microsoft.com/office/drawing/2017/model3d" xmlns:o="urn:schemas-microsoft-com:office:office" xmlns:oel="http://schemas.microsoft.com/office/2019/extlst" xmlns:r="http://schemas.openxmlformats.org/officeDocument/2006/relationships" xmlns:m="http://schemas.openxmlformats.org/officeDocument/2006/math" xmlns:v="urn:schemas-microsoft-com:vml" xmlns:wp14="http://schemas.microsoft.com/office/word/2010/wordprocessingDrawing" xmlns:wp="http://schemas.openxmlformats.org/drawingml/2006/wordprocessingDrawing" xmlns:w10="urn:schemas-microsoft-com:office:word" xmlns:w="http://schemas.openxmlformats.org/wordprocessingml/2006/main" xmlns:w14="http://schemas.microsoft.com/office/word/2010/wordml" xmlns:w15="http://schemas.microsoft.com/office/word/2012/wordml" xmlns:w16cex="http://schemas.microsoft.com/office/word/2018/wordml/cex" xmlns:w16cid="http://schemas.microsoft.com/office/word/2016/wordml/cid" xmlns:w16="http://schemas.microsoft.com/office/word/2018/wordml" xmlns:w16du="http://schemas.microsoft.com/office/word/2023/wordml/word16du" xmlns:w16sdtdh="http://schemas.microsoft.com/office/word/2020/wordml/sdtdatahash" xmlns:w16sdtfl="http://schemas.microsoft.com/office/word/2024/wordml/sdtformatlock" xmlns:w16se="http://schemas.microsoft.com/office/word/2015/wordml/symex" xmlns:wpg="http://schemas.microsoft.com/office/word/2010/wordprocessingGroup" xmlns:wpi="http://schemas.microsoft.com/office/word/2010/wordprocessingInk" xmlns:wne="http://schemas.microsoft.com/office/word/2006/wordml" xmlns:wps="http://schemas.microsoft.com/office/word/2010/wordprocessingShape" mc:Ignorable="w14 w15 w16se w16cid w16 w16cex w16sdtdh w16sdtfl w16du wp14">
   <w:body>
+    <w:p/>
+    <w:p>
+      <w:pPr>
+        <w:pStyle w:val="Caption"/>
+      </w:pPr>
+      <w:bookmarkStart w:id="0" w:name="fig1RedSquare"/>
+      <w:r>
+        <w:rPr>
+          <w:b/>
+          <w:bCs/>
+        </w:rPr>
+        <w:t xml:space="preserve">Figure </w:t>
+      </w:r>
+      <w:r>
+        <w:rPr>
+          <w:b/>
+          <w:bCs/>
+        </w:rPr>
+        <w:fldChar w:fldCharType="begin"/>
+      </w:r>
+      <w:r>
+        <w:rPr>
+          <w:b/>
+          <w:bCs/>
+        </w:rPr>
+        <w:instrText xml:space="preserve"> SEQ Figure \* ARABIC </w:instrText>
+      </w:r>
+      <w:r>
+        <w:rPr>
+          <w:b/>
+          <w:bCs/>
+        </w:rPr>
+        <w:fldChar w:fldCharType="separate"/>
+      </w:r>
+      <w:r>
+        <w:rPr>
+          <w:b/>
+          <w:bCs/>
+          <w:noProof/>
+        </w:rPr>
+        <w:t>1</w:t>
+      </w:r>
+      <w:r>
+        <w:rPr>
+          <w:b/>
+          <w:bCs/>
+        </w:rPr>
+        <w:fldChar w:fldCharType="end"/>
+      </w:r>
+      <w:r>
+        <w:rPr>
+          <w:b/>
+          <w:bCs/>
+        </w:rPr>
+        <w:t>:</w:t>
+      </w:r>
+      <w:r>
+        <w:t xml:space="preserve"> Red square.</w:t>
+      </w:r>
+    </w:p>
+    <w:bookmarkEnd w:id="0"/>
+    <w:p/>
     <w:p>
       <w:r>
         <w:pict w14:anchorId="49783914">
@@ -24,7 +86,7 @@
             <v:path o:extrusionok="f" gradientshapeok="t" o:connecttype="rect"/>
             <o:lock v:ext="edit" aspectratio="t"/>
           </v:shapetype>
-          <v:shape id="_x0000_i1025" type="#_x0000_t75" style="width:7.5pt;height:7.5pt;visibility:visible;mso-wrap-style:square">
+          <v:shape id="_x0000_i1025" type="#_x0000_t75" style="width:7.45pt;height:7.45pt;visibility:visible;mso-wrap-style:square">
             <v:imagedata r:id="rId5" o:title=""/>
           </v:shape>
         </w:pict>
@@ -73,7 +135,21 @@
                 <w:sz w:val="18"/>
                 <w:szCs w:val="18"/>
               </w:rPr>
-              <w:t xml:space="preserve"> Paper source</w:t>
+              <w:t xml:space="preserve"> Paper</w:t>
+            </w:r>
+            <w:r>
+              <w:rPr>
+                <w:sz w:val="18"/>
+                <w:szCs w:val="18"/>
+              </w:rPr>
+              <w:t xml:space="preserve"> </w:t>
+            </w:r>
+            <w:r>
+              <w:rPr>
+                <w:sz w:val="18"/>
+                <w:szCs w:val="18"/>
+              </w:rPr>
+              <w:t>input</w:t>
             </w:r>
           </w:p>
         </w:tc>
@@ -94,7 +170,21 @@
                 <w:sz w:val="18"/>
                 <w:szCs w:val="18"/>
               </w:rPr>
-              <w:t>./images/</w:t>
+              <w:t>./</w:t>
+            </w:r>
+            <w:r>
+              <w:rPr>
+                <w:sz w:val="18"/>
+                <w:szCs w:val="18"/>
+              </w:rPr>
+              <w:t>assets</w:t>
+            </w:r>
+            <w:r>
+              <w:rPr>
+                <w:sz w:val="18"/>
+                <w:szCs w:val="18"/>
+              </w:rPr>
+              <w:t>/</w:t>
             </w:r>
             <w:r>
               <w:rPr>
@@ -138,15 +228,15 @@
                 <w:sz w:val="18"/>
                 <w:szCs w:val="18"/>
               </w:rPr>
+              <w:t xml:space="preserve"> </w:t>
+            </w:r>
+            <w:r>
+              <w:rPr>
+                <w:sz w:val="18"/>
+                <w:szCs w:val="18"/>
+              </w:rPr>
               <w:t>License</w:t>
             </w:r>
-            <w:r>
-              <w:rPr>
-                <w:sz w:val="18"/>
-                <w:szCs w:val="18"/>
-              </w:rPr>
-              <w:t>-name</w:t>
-            </w:r>
           </w:p>
         </w:tc>
         <w:tc>
@@ -166,7 +256,7 @@
                 <w:sz w:val="18"/>
                 <w:szCs w:val="18"/>
               </w:rPr>
-              <w:t>Unsplash License</w:t>
+              <w:t>copyleft</w:t>
             </w:r>
           </w:p>
         </w:tc>
@@ -189,6 +279,13 @@
                 <w:sz w:val="18"/>
                 <w:szCs w:val="18"/>
               </w:rPr>
+              <w:t xml:space="preserve"> </w:t>
+            </w:r>
+            <w:r>
+              <w:rPr>
+                <w:sz w:val="18"/>
+                <w:szCs w:val="18"/>
+              </w:rPr>
               <w:t>#</w:t>
             </w:r>
             <w:r>
@@ -203,14 +300,14 @@
                 <w:sz w:val="18"/>
                 <w:szCs w:val="18"/>
               </w:rPr>
-              <w:t>License-</w:t>
-            </w:r>
-            <w:r>
-              <w:rPr>
-                <w:sz w:val="18"/>
-                <w:szCs w:val="18"/>
-              </w:rPr>
-              <w:t>url</w:t>
+              <w:t>Author</w:t>
+            </w:r>
+            <w:r>
+              <w:rPr>
+                <w:sz w:val="18"/>
+                <w:szCs w:val="18"/>
+              </w:rPr>
+              <w:t xml:space="preserve"> </w:t>
             </w:r>
           </w:p>
         </w:tc>
@@ -226,16 +323,13 @@
                 <w:szCs w:val="18"/>
               </w:rPr>
             </w:pPr>
-            <w:hyperlink r:id="rId6" w:history="1">
-              <w:r>
-                <w:rPr>
-                  <w:rStyle w:val="Hyperlink"/>
-                  <w:sz w:val="18"/>
-                  <w:szCs w:val="18"/>
-                </w:rPr>
-                <w:t>https://unsplash.com/license</w:t>
-              </w:r>
-            </w:hyperlink>
+            <w:r>
+              <w:rPr>
+                <w:sz w:val="18"/>
+                <w:szCs w:val="18"/>
+              </w:rPr>
+              <w:t>Unknown</w:t>
+            </w:r>
           </w:p>
         </w:tc>
       </w:tr>
@@ -257,13 +351,6 @@
                 <w:sz w:val="18"/>
                 <w:szCs w:val="18"/>
               </w:rPr>
-              <w:t xml:space="preserve"> </w:t>
-            </w:r>
-            <w:r>
-              <w:rPr>
-                <w:sz w:val="18"/>
-                <w:szCs w:val="18"/>
-              </w:rPr>
               <w:t>#</w:t>
             </w:r>
             <w:r>
@@ -278,14 +365,7 @@
                 <w:sz w:val="18"/>
                 <w:szCs w:val="18"/>
               </w:rPr>
-              <w:t>Author</w:t>
-            </w:r>
-            <w:r>
-              <w:rPr>
-                <w:sz w:val="18"/>
-                <w:szCs w:val="18"/>
-              </w:rPr>
-              <w:t xml:space="preserve"> </w:t>
+              <w:t>Source</w:t>
             </w:r>
           </w:p>
         </w:tc>
@@ -301,65 +381,7 @@
                 <w:szCs w:val="18"/>
               </w:rPr>
             </w:pPr>
-            <w:r>
-              <w:rPr>
-                <w:sz w:val="18"/>
-                <w:szCs w:val="18"/>
-              </w:rPr>
-              <w:t>Jean Carlo Emer</w:t>
-            </w:r>
-          </w:p>
-        </w:tc>
-      </w:tr>
-      <w:tr>
-        <w:tc>
-          <w:tcPr>
-            <w:tcW w:w="1615" w:type="dxa"/>
-          </w:tcPr>
-          <w:p>
-            <w:pPr>
-              <w:pStyle w:val="Compact"/>
-              <w:rPr>
-                <w:sz w:val="18"/>
-                <w:szCs w:val="18"/>
-              </w:rPr>
-            </w:pPr>
-            <w:r>
-              <w:rPr>
-                <w:sz w:val="18"/>
-                <w:szCs w:val="18"/>
-              </w:rPr>
-              <w:t>#</w:t>
-            </w:r>
-            <w:r>
-              <w:rPr>
-                <w:sz w:val="18"/>
-                <w:szCs w:val="18"/>
-              </w:rPr>
-              <w:t>#</w:t>
-            </w:r>
-            <w:r>
-              <w:rPr>
-                <w:sz w:val="18"/>
-                <w:szCs w:val="18"/>
-              </w:rPr>
-              <w:t>Taken-from</w:t>
-            </w:r>
-          </w:p>
-        </w:tc>
-        <w:tc>
-          <w:tcPr>
-            <w:tcW w:w="7735" w:type="dxa"/>
-          </w:tcPr>
-          <w:p>
-            <w:pPr>
-              <w:pStyle w:val="Compact"/>
-              <w:rPr>
-                <w:sz w:val="18"/>
-                <w:szCs w:val="18"/>
-              </w:rPr>
-            </w:pPr>
-            <w:hyperlink r:id="rId7" w:history="1">
+            <w:hyperlink r:id="rId6" w:history="1">
               <w:r>
                 <w:rPr>
                   <w:rStyle w:val="Hyperlink"/>
@@ -388,16 +410,111 @@
             <w:pPr>
               <w:pStyle w:val="Compact"/>
               <w:rPr>
-                <w:sz w:val="18"/>
-                <w:szCs w:val="18"/>
-              </w:rPr>
-            </w:pPr>
-            <w:r>
-              <w:rPr>
-                <w:i/>
-                <w:iCs/>
-                <w:sz w:val="18"/>
-                <w:szCs w:val="18"/>
+                <w:sz w:val="16"/>
+                <w:szCs w:val="16"/>
+              </w:rPr>
+            </w:pPr>
+            <w:r>
+              <w:rPr>
+                <w:sz w:val="16"/>
+                <w:szCs w:val="16"/>
+              </w:rPr>
+              <w:t>##Alt-text</w:t>
+            </w:r>
+          </w:p>
+        </w:tc>
+        <w:tc>
+          <w:tcPr>
+            <w:tcW w:w="7735" w:type="dxa"/>
+          </w:tcPr>
+          <w:p>
+            <w:pPr>
+              <w:pStyle w:val="Compact"/>
+              <w:rPr>
+                <w:sz w:val="18"/>
+                <w:szCs w:val="18"/>
+              </w:rPr>
+            </w:pPr>
+            <w:r>
+              <w:rPr>
+                <w:sz w:val="18"/>
+                <w:szCs w:val="18"/>
+              </w:rPr>
+              <w:t xml:space="preserve"> Red square</w:t>
+            </w:r>
+          </w:p>
+        </w:tc>
+      </w:tr>
+      <w:tr>
+        <w:tc>
+          <w:tcPr>
+            <w:tcW w:w="1615" w:type="dxa"/>
+          </w:tcPr>
+          <w:p>
+            <w:pPr>
+              <w:pStyle w:val="Compact"/>
+              <w:rPr>
+                <w:sz w:val="16"/>
+                <w:szCs w:val="16"/>
+              </w:rPr>
+            </w:pPr>
+            <w:r>
+              <w:rPr>
+                <w:sz w:val="16"/>
+                <w:szCs w:val="16"/>
+              </w:rPr>
+              <w:t>##Colo</w:t>
+            </w:r>
+            <w:r>
+              <w:rPr>
+                <w:sz w:val="16"/>
+                <w:szCs w:val="16"/>
+              </w:rPr>
+              <w:t>ur</w:t>
+            </w:r>
+          </w:p>
+        </w:tc>
+        <w:tc>
+          <w:tcPr>
+            <w:tcW w:w="7735" w:type="dxa"/>
+          </w:tcPr>
+          <w:p>
+            <w:pPr>
+              <w:pStyle w:val="Compact"/>
+              <w:rPr>
+                <w:sz w:val="18"/>
+                <w:szCs w:val="18"/>
+              </w:rPr>
+            </w:pPr>
+            <w:r>
+              <w:rPr>
+                <w:sz w:val="18"/>
+                <w:szCs w:val="18"/>
+              </w:rPr>
+              <w:t>no</w:t>
+            </w:r>
+          </w:p>
+        </w:tc>
+      </w:tr>
+      <w:tr>
+        <w:tc>
+          <w:tcPr>
+            <w:tcW w:w="1615" w:type="dxa"/>
+          </w:tcPr>
+          <w:p>
+            <w:pPr>
+              <w:pStyle w:val="Compact"/>
+              <w:rPr>
+                <w:sz w:val="16"/>
+                <w:szCs w:val="16"/>
+              </w:rPr>
+            </w:pPr>
+            <w:r>
+              <w:rPr>
+                <w:i/>
+                <w:iCs/>
+                <w:sz w:val="16"/>
+                <w:szCs w:val="16"/>
               </w:rPr>
               <w:t>##Remove-previous</w:t>
             </w:r>
@@ -410,8 +527,16 @@
           <w:p>
             <w:pPr>
               <w:pStyle w:val="Compact"/>
-            </w:pPr>
-            <w:r>
+              <w:rPr>
+                <w:sz w:val="18"/>
+                <w:szCs w:val="18"/>
+              </w:rPr>
+            </w:pPr>
+            <w:r>
+              <w:rPr>
+                <w:sz w:val="18"/>
+                <w:szCs w:val="18"/>
+              </w:rPr>
               <w:t>Please delete</w:t>
             </w:r>
           </w:p>
@@ -419,17 +544,133 @@
       </w:tr>
     </w:tbl>
     <w:p/>
+    <w:p>
+      <w:r>
+        <w:t xml:space="preserve">Link to </w:t>
+      </w:r>
+      <w:hyperlink w:anchor="fig1RedSquare" w:history="1">
+        <w:r>
+          <w:rPr>
+            <w:rStyle w:val="Hyperlink"/>
+          </w:rPr>
+          <w:t>Figure 1 (link to bookmark)</w:t>
+        </w:r>
+      </w:hyperlink>
+      <w:r>
+        <w:t xml:space="preserve"> </w:t>
+      </w:r>
+      <w:r>
+        <w:t>[lookbehind]</w:t>
+      </w:r>
+      <w:r>
+        <w:t xml:space="preserve">, link to </w:t>
+      </w:r>
+      <w:r>
+        <w:fldChar w:fldCharType="begin"/>
+      </w:r>
+      <w:r>
+        <w:instrText xml:space="preserve"> REF _Ref191564298 \h  \* MERGEFORMAT </w:instrText>
+      </w:r>
+      <w:r>
+        <w:fldChar w:fldCharType="separate"/>
+      </w:r>
+      <w:r>
+        <w:t xml:space="preserve">Figure </w:t>
+      </w:r>
+      <w:r>
+        <w:rPr>
+          <w:noProof/>
+        </w:rPr>
+        <w:t>2</w:t>
+      </w:r>
+      <w:r>
+        <w:fldChar w:fldCharType="end"/>
+      </w:r>
+      <w:r>
+        <w:t xml:space="preserve"> (cross-ref)</w:t>
+      </w:r>
+      <w:r>
+        <w:t xml:space="preserve"> [</w:t>
+      </w:r>
+      <w:r>
+        <w:t>lookahead]</w:t>
+      </w:r>
+      <w:r>
+        <w:t>.</w:t>
+      </w:r>
+    </w:p>
     <w:p/>
+    <w:p>
+      <w:pPr>
+        <w:pStyle w:val="Caption"/>
+        <w:spacing w:after="0"/>
+      </w:pPr>
+      <w:bookmarkStart w:id="1" w:name="_Ref191564298"/>
+      <w:r>
+        <w:rPr>
+          <w:b/>
+          <w:bCs/>
+        </w:rPr>
+        <w:t xml:space="preserve">Figure </w:t>
+      </w:r>
+      <w:r>
+        <w:rPr>
+          <w:b/>
+          <w:bCs/>
+        </w:rPr>
+        <w:fldChar w:fldCharType="begin"/>
+      </w:r>
+      <w:r>
+        <w:rPr>
+          <w:b/>
+          <w:bCs/>
+        </w:rPr>
+        <w:instrText xml:space="preserve"> SEQ Figure \* ARABIC </w:instrText>
+      </w:r>
+      <w:r>
+        <w:rPr>
+          <w:b/>
+          <w:bCs/>
+        </w:rPr>
+        <w:fldChar w:fldCharType="separate"/>
+      </w:r>
+      <w:r>
+        <w:rPr>
+          <w:b/>
+          <w:bCs/>
+          <w:noProof/>
+        </w:rPr>
+        <w:t>2</w:t>
+      </w:r>
+      <w:r>
+        <w:rPr>
+          <w:b/>
+          <w:bCs/>
+        </w:rPr>
+        <w:fldChar w:fldCharType="end"/>
+      </w:r>
+      <w:bookmarkEnd w:id="1"/>
+      <w:r>
+        <w:rPr>
+          <w:b/>
+          <w:bCs/>
+        </w:rPr>
+        <w:t>:</w:t>
+      </w:r>
+      <w:r>
+        <w:t xml:space="preserve"> Yellow square.</w:t>
+      </w:r>
+    </w:p>
     <w:p>
       <w:r>
         <w:rPr>
           <w:noProof/>
         </w:rPr>
         <w:drawing>
-          <wp:inline distT="0" distB="0" distL="0" distR="0" wp14:anchorId="4774C340" wp14:editId="46521A6D">
+          <wp:inline distT="0" distB="0" distL="0" distR="0" wp14:anchorId="4774C340" wp14:editId="72EF1E54">
             <wp:extent cx="95250" cy="95250"/>
             <wp:effectExtent l="0" t="0" r="0" b="0"/>
-            <wp:docPr id="6" name="Picture 6"/>
+            <wp:docPr id="6" name="Picture 6" descr="Yellow square - alt text written in MS Word"/>
             <wp:cNvGraphicFramePr>
               <a:graphicFrameLocks xmlns:a="http://schemas.openxmlformats.org/drawingml/2006/main" noChangeAspect="1"/>
             </wp:cNvGraphicFramePr>
@@ -437,7 +678,479 @@
               <a:graphicData uri="http://schemas.openxmlformats.org/drawingml/2006/picture">
                 <pic:pic xmlns:pic="http://schemas.openxmlformats.org/drawingml/2006/picture">
                   <pic:nvPicPr>
-                    <pic:cNvPr id="0" name="Picture 4"/>
+                    <pic:cNvPr id="6" name="Picture 6" descr="Yellow square - alt text written in MS Word"/>
+                    <pic:cNvPicPr>
+                      <a:picLocks noChangeAspect="1" noChangeArrowheads="1"/>
+                    </pic:cNvPicPr>
+                  </pic:nvPicPr>
+                  <pic:blipFill>
+                    <a:blip r:embed="rId7">
+                      <a:extLst>
+                        <a:ext uri="{28A0092B-C50C-407E-A947-70E740481C1C}">
+                          <a14:useLocalDpi xmlns:a14="http://schemas.microsoft.com/office/drawing/2010/main" val="0"/>
+                        </a:ext>
+                      </a:extLst>
+                    </a:blip>
+                    <a:srcRect/>
+                    <a:stretch>
+                      <a:fillRect/>
+                    </a:stretch>
+                  </pic:blipFill>
+                  <pic:spPr bwMode="auto">
+                    <a:xfrm>
+                      <a:off x="0" y="0"/>
+                      <a:ext cx="95250" cy="95250"/>
+                    </a:xfrm>
+                    <a:prstGeom prst="rect">
+                      <a:avLst/>
+                    </a:prstGeom>
+                    <a:noFill/>
+                    <a:ln>
+                      <a:noFill/>
+                    </a:ln>
+                  </pic:spPr>
+                </pic:pic>
+              </a:graphicData>
+            </a:graphic>
+          </wp:inline>
+        </w:drawing>
+      </w:r>
+    </w:p>
+    <w:tbl>
+      <w:tblPr>
+        <w:tblStyle w:val="TableGrid"/>
+        <w:tblW w:w="0" w:type="auto"/>
+        <w:tblLook w:val="04A0" w:firstRow="1" w:lastRow="0" w:firstColumn="1" w:lastColumn="0" w:noHBand="0" w:noVBand="1"/>
+      </w:tblPr>
+      <w:tblGrid>
+        <w:gridCol w:w="1615"/>
+        <w:gridCol w:w="7735"/>
+      </w:tblGrid>
+      <w:tr>
+        <w:tc>
+          <w:tcPr>
+            <w:tcW w:w="1615" w:type="dxa"/>
+          </w:tcPr>
+          <w:p>
+            <w:pPr>
+              <w:pStyle w:val="Compact"/>
+              <w:rPr>
+                <w:i/>
+                <w:iCs/>
+                <w:sz w:val="18"/>
+                <w:szCs w:val="18"/>
+              </w:rPr>
+            </w:pPr>
+            <w:r>
+              <w:rPr>
+                <w:i/>
+                <w:iCs/>
+                <w:sz w:val="18"/>
+                <w:szCs w:val="18"/>
+              </w:rPr>
+              <w:t xml:space="preserve"> </w:t>
+            </w:r>
+            <w:r>
+              <w:rPr>
+                <w:i/>
+                <w:iCs/>
+                <w:sz w:val="18"/>
+                <w:szCs w:val="18"/>
+              </w:rPr>
+              <w:t>#</w:t>
+            </w:r>
+            <w:r>
+              <w:rPr>
+                <w:i/>
+                <w:iCs/>
+                <w:sz w:val="18"/>
+                <w:szCs w:val="18"/>
+              </w:rPr>
+              <w:t>#</w:t>
+            </w:r>
+            <w:r>
+              <w:rPr>
+                <w:i/>
+                <w:iCs/>
+                <w:sz w:val="18"/>
+                <w:szCs w:val="18"/>
+              </w:rPr>
+              <w:t>Paper-</w:t>
+            </w:r>
+            <w:r>
+              <w:rPr>
+                <w:i/>
+                <w:iCs/>
+                <w:sz w:val="18"/>
+                <w:szCs w:val="18"/>
+              </w:rPr>
+              <w:t>input</w:t>
+            </w:r>
+          </w:p>
+        </w:tc>
+        <w:tc>
+          <w:tcPr>
+            <w:tcW w:w="7735" w:type="dxa"/>
+          </w:tcPr>
+          <w:p>
+            <w:pPr>
+              <w:pStyle w:val="Compact"/>
+              <w:rPr>
+                <w:i/>
+                <w:iCs/>
+                <w:sz w:val="18"/>
+                <w:szCs w:val="18"/>
+              </w:rPr>
+            </w:pPr>
+            <w:r>
+              <w:rPr>
+                <w:i/>
+                <w:iCs/>
+                <w:sz w:val="18"/>
+                <w:szCs w:val="18"/>
+              </w:rPr>
+              <w:t>./</w:t>
+            </w:r>
+            <w:r>
+              <w:rPr>
+                <w:i/>
+                <w:iCs/>
+                <w:sz w:val="18"/>
+                <w:szCs w:val="18"/>
+              </w:rPr>
+              <w:t>assets</w:t>
+            </w:r>
+            <w:r>
+              <w:rPr>
+                <w:i/>
+                <w:iCs/>
+                <w:sz w:val="18"/>
+                <w:szCs w:val="18"/>
+              </w:rPr>
+              <w:t>/10x10px-img.png</w:t>
+            </w:r>
+          </w:p>
+        </w:tc>
+      </w:tr>
+      <w:tr>
+        <w:tc>
+          <w:tcPr>
+            <w:tcW w:w="1615" w:type="dxa"/>
+          </w:tcPr>
+          <w:p>
+            <w:pPr>
+              <w:pStyle w:val="Compact"/>
+              <w:rPr>
+                <w:i/>
+                <w:iCs/>
+                <w:sz w:val="18"/>
+                <w:szCs w:val="18"/>
+              </w:rPr>
+            </w:pPr>
+            <w:r>
+              <w:rPr>
+                <w:i/>
+                <w:iCs/>
+                <w:sz w:val="18"/>
+                <w:szCs w:val="18"/>
+              </w:rPr>
+              <w:t>##</w:t>
+            </w:r>
+            <w:r>
+              <w:rPr>
+                <w:i/>
+                <w:iCs/>
+                <w:sz w:val="18"/>
+                <w:szCs w:val="18"/>
+              </w:rPr>
+              <w:t xml:space="preserve"> </w:t>
+            </w:r>
+            <w:r>
+              <w:rPr>
+                <w:i/>
+                <w:iCs/>
+                <w:sz w:val="18"/>
+                <w:szCs w:val="18"/>
+              </w:rPr>
+              <w:t>Digital-</w:t>
+            </w:r>
+            <w:r>
+              <w:rPr>
+                <w:i/>
+                <w:iCs/>
+                <w:sz w:val="18"/>
+                <w:szCs w:val="18"/>
+              </w:rPr>
+              <w:t>input</w:t>
+            </w:r>
+            <w:r>
+              <w:rPr>
+                <w:i/>
+                <w:iCs/>
+                <w:sz w:val="18"/>
+                <w:szCs w:val="18"/>
+              </w:rPr>
+              <w:t xml:space="preserve"> </w:t>
+            </w:r>
+          </w:p>
+        </w:tc>
+        <w:tc>
+          <w:tcPr>
+            <w:tcW w:w="7735" w:type="dxa"/>
+          </w:tcPr>
+          <w:p>
+            <w:pPr>
+              <w:pStyle w:val="Compact"/>
+              <w:rPr>
+                <w:i/>
+                <w:iCs/>
+                <w:sz w:val="18"/>
+                <w:szCs w:val="18"/>
+              </w:rPr>
+            </w:pPr>
+            <w:r>
+              <w:rPr>
+                <w:i/>
+                <w:iCs/>
+                <w:sz w:val="18"/>
+                <w:szCs w:val="18"/>
+              </w:rPr>
+              <w:t>./</w:t>
+            </w:r>
+            <w:r>
+              <w:rPr>
+                <w:i/>
+                <w:iCs/>
+                <w:sz w:val="18"/>
+                <w:szCs w:val="18"/>
+              </w:rPr>
+              <w:t>assets</w:t>
+            </w:r>
+            <w:r>
+              <w:rPr>
+                <w:i/>
+                <w:iCs/>
+                <w:sz w:val="18"/>
+                <w:szCs w:val="18"/>
+              </w:rPr>
+              <w:t>/10x10px-img.png</w:t>
+            </w:r>
+          </w:p>
+        </w:tc>
+      </w:tr>
+      <w:tr>
+        <w:tc>
+          <w:tcPr>
+            <w:tcW w:w="1615" w:type="dxa"/>
+          </w:tcPr>
+          <w:p>
+            <w:pPr>
+              <w:pStyle w:val="Compact"/>
+              <w:rPr>
+                <w:i/>
+                <w:iCs/>
+                <w:sz w:val="18"/>
+                <w:szCs w:val="18"/>
+              </w:rPr>
+            </w:pPr>
+            <w:r>
+              <w:rPr>
+                <w:i/>
+                <w:iCs/>
+                <w:sz w:val="18"/>
+                <w:szCs w:val="18"/>
+              </w:rPr>
+              <w:t>## COLOR</w:t>
+            </w:r>
+          </w:p>
+        </w:tc>
+        <w:tc>
+          <w:tcPr>
+            <w:tcW w:w="7735" w:type="dxa"/>
+          </w:tcPr>
+          <w:p>
+            <w:pPr>
+              <w:pStyle w:val="Compact"/>
+              <w:rPr>
+                <w:i/>
+                <w:iCs/>
+                <w:sz w:val="18"/>
+                <w:szCs w:val="18"/>
+              </w:rPr>
+            </w:pPr>
+            <w:r>
+              <w:rPr>
+                <w:i/>
+                <w:iCs/>
+                <w:sz w:val="18"/>
+                <w:szCs w:val="18"/>
+              </w:rPr>
+              <w:t xml:space="preserve">Print it in </w:t>
+            </w:r>
+            <w:r>
+              <w:rPr>
+                <w:i/>
+                <w:iCs/>
+                <w:sz w:val="18"/>
+                <w:szCs w:val="18"/>
+              </w:rPr>
+              <w:t>Yellow</w:t>
+            </w:r>
+          </w:p>
+        </w:tc>
+      </w:tr>
+      <w:tr>
+        <w:tc>
+          <w:tcPr>
+            <w:tcW w:w="1615" w:type="dxa"/>
+          </w:tcPr>
+          <w:p>
+            <w:pPr>
+              <w:pStyle w:val="Compact"/>
+              <w:rPr>
+                <w:i/>
+                <w:iCs/>
+                <w:sz w:val="18"/>
+                <w:szCs w:val="18"/>
+              </w:rPr>
+            </w:pPr>
+            <w:r>
+              <w:rPr>
+                <w:i/>
+                <w:iCs/>
+                <w:sz w:val="16"/>
+                <w:szCs w:val="16"/>
+              </w:rPr>
+              <w:t>##Remove-previous</w:t>
+            </w:r>
+          </w:p>
+        </w:tc>
+        <w:tc>
+          <w:tcPr>
+            <w:tcW w:w="7735" w:type="dxa"/>
+          </w:tcPr>
+          <w:p>
+            <w:pPr>
+              <w:pStyle w:val="Compact"/>
+              <w:rPr>
+                <w:i/>
+                <w:iCs/>
+                <w:sz w:val="18"/>
+                <w:szCs w:val="18"/>
+              </w:rPr>
+            </w:pPr>
+            <w:r>
+              <w:rPr>
+                <w:i/>
+                <w:iCs/>
+                <w:sz w:val="18"/>
+                <w:szCs w:val="18"/>
+              </w:rPr>
+              <w:t>No</w:t>
+            </w:r>
+          </w:p>
+        </w:tc>
+      </w:tr>
+      <w:tr>
+        <w:tc>
+          <w:tcPr>
+            <w:tcW w:w="1615" w:type="dxa"/>
+          </w:tcPr>
+          <w:p>
+            <w:pPr>
+              <w:pStyle w:val="Compact"/>
+              <w:rPr>
+                <w:i/>
+                <w:iCs/>
+                <w:sz w:val="18"/>
+                <w:szCs w:val="18"/>
+              </w:rPr>
+            </w:pPr>
+            <w:r>
+              <w:rPr>
+                <w:i/>
+                <w:iCs/>
+                <w:sz w:val="18"/>
+                <w:szCs w:val="18"/>
+              </w:rPr>
+              <w:t>#</w:t>
+            </w:r>
+            <w:r>
+              <w:rPr>
+                <w:i/>
+                <w:iCs/>
+                <w:sz w:val="18"/>
+                <w:szCs w:val="18"/>
+              </w:rPr>
+              <w:t>#</w:t>
+            </w:r>
+            <w:r>
+              <w:rPr>
+                <w:i/>
+                <w:iCs/>
+                <w:sz w:val="18"/>
+                <w:szCs w:val="18"/>
+              </w:rPr>
+              <w:t>Author</w:t>
+            </w:r>
+          </w:p>
+        </w:tc>
+        <w:tc>
+          <w:tcPr>
+            <w:tcW w:w="7735" w:type="dxa"/>
+          </w:tcPr>
+          <w:p>
+            <w:pPr>
+              <w:pStyle w:val="Compact"/>
+              <w:rPr>
+                <w:i/>
+                <w:iCs/>
+                <w:sz w:val="18"/>
+                <w:szCs w:val="18"/>
+              </w:rPr>
+            </w:pPr>
+            <w:r>
+              <w:rPr>
+                <w:i/>
+                <w:iCs/>
+                <w:sz w:val="18"/>
+                <w:szCs w:val="18"/>
+              </w:rPr>
+              <w:t xml:space="preserve">Jan </w:t>
+            </w:r>
+            <w:proofErr w:type="spellStart"/>
+            <w:r>
+              <w:rPr>
+                <w:i/>
+                <w:iCs/>
+                <w:sz w:val="18"/>
+                <w:szCs w:val="18"/>
+              </w:rPr>
+              <w:t>Sobiepan</w:t>
+            </w:r>
+            <w:proofErr w:type="spellEnd"/>
+          </w:p>
+        </w:tc>
+      </w:tr>
+    </w:tbl>
+    <w:p>
+      <w:r>
+        <w:rPr>
+          <w:noProof/>
+        </w:rPr>
+        <w:drawing>
+          <wp:inline distT="0" distB="0" distL="0" distR="0" wp14:anchorId="2BF11DEA" wp14:editId="5C155892">
+            <wp:extent cx="95250" cy="95250"/>
+            <wp:effectExtent l="0" t="0" r="0" b="0"/>
+            <wp:docPr id="2" name="Picture 2"/>
+            <wp:cNvGraphicFramePr>
+              <a:graphicFrameLocks xmlns:a="http://schemas.openxmlformats.org/drawingml/2006/main" noChangeAspect="1"/>
+            </wp:cNvGraphicFramePr>
+            <a:graphic xmlns:a="http://schemas.openxmlformats.org/drawingml/2006/main">
+              <a:graphicData uri="http://schemas.openxmlformats.org/drawingml/2006/picture">
+                <pic:pic xmlns:pic="http://schemas.openxmlformats.org/drawingml/2006/picture">
+                  <pic:nvPicPr>
+                    <pic:cNvPr id="0" name="Picture 1"/>
                     <pic:cNvPicPr>
                       <a:picLocks noChangeAspect="1" noChangeArrowheads="1"/>
                     </pic:cNvPicPr>
@@ -507,6 +1220,24 @@
                 <w:sz w:val="18"/>
                 <w:szCs w:val="18"/>
               </w:rPr>
+              <w:t>#</w:t>
+            </w:r>
+            <w:r>
+              <w:rPr>
+                <w:i/>
+                <w:iCs/>
+                <w:sz w:val="18"/>
+                <w:szCs w:val="18"/>
+              </w:rPr>
+              <w:t>#</w:t>
+            </w:r>
+            <w:r>
+              <w:rPr>
+                <w:i/>
+                <w:iCs/>
+                <w:sz w:val="18"/>
+                <w:szCs w:val="18"/>
+              </w:rPr>
               <w:t xml:space="preserve"> </w:t>
             </w:r>
             <w:r>
@@ -516,25 +1247,25 @@
                 <w:sz w:val="18"/>
                 <w:szCs w:val="18"/>
               </w:rPr>
-              <w:t>#</w:t>
-            </w:r>
-            <w:r>
-              <w:rPr>
-                <w:i/>
-                <w:iCs/>
-                <w:sz w:val="18"/>
-                <w:szCs w:val="18"/>
-              </w:rPr>
-              <w:t>#</w:t>
-            </w:r>
-            <w:r>
-              <w:rPr>
-                <w:i/>
-                <w:iCs/>
-                <w:sz w:val="18"/>
-                <w:szCs w:val="18"/>
-              </w:rPr>
-              <w:t>Paper-source</w:t>
+              <w:t>Paper</w:t>
+            </w:r>
+            <w:r>
+              <w:rPr>
+                <w:i/>
+                <w:iCs/>
+                <w:sz w:val="18"/>
+                <w:szCs w:val="18"/>
+              </w:rPr>
+              <w:t xml:space="preserve"> </w:t>
+            </w:r>
+            <w:r>
+              <w:rPr>
+                <w:i/>
+                <w:iCs/>
+                <w:sz w:val="18"/>
+                <w:szCs w:val="18"/>
+              </w:rPr>
+              <w:t>input</w:t>
             </w:r>
           </w:p>
         </w:tc>
@@ -546,20 +1277,30 @@
             <w:pPr>
               <w:pStyle w:val="Compact"/>
               <w:rPr>
-                <w:i/>
-                <w:iCs/>
-                <w:sz w:val="18"/>
-                <w:szCs w:val="18"/>
-              </w:rPr>
-            </w:pPr>
-            <w:r>
-              <w:rPr>
-                <w:i/>
-                <w:iCs/>
-                <w:sz w:val="18"/>
-                <w:szCs w:val="18"/>
-              </w:rPr>
-              <w:t>./images/10x10px-img.png</w:t>
+                <w:sz w:val="18"/>
+                <w:szCs w:val="18"/>
+              </w:rPr>
+            </w:pPr>
+            <w:r>
+              <w:rPr>
+                <w:sz w:val="18"/>
+                <w:szCs w:val="18"/>
+              </w:rPr>
+              <w:t>./</w:t>
+            </w:r>
+            <w:r>
+              <w:rPr>
+                <w:sz w:val="18"/>
+                <w:szCs w:val="18"/>
+              </w:rPr>
+              <w:t>assets</w:t>
+            </w:r>
+            <w:r>
+              <w:rPr>
+                <w:sz w:val="18"/>
+                <w:szCs w:val="18"/>
+              </w:rPr>
+              <w:t>/tiny-picture.png</w:t>
             </w:r>
           </w:p>
         </w:tc>
@@ -586,25 +1327,25 @@
                 <w:sz w:val="18"/>
                 <w:szCs w:val="18"/>
               </w:rPr>
-              <w:t>##</w:t>
-            </w:r>
-            <w:r>
-              <w:rPr>
-                <w:i/>
-                <w:iCs/>
-                <w:sz w:val="18"/>
-                <w:szCs w:val="18"/>
-              </w:rPr>
-              <w:t xml:space="preserve"> </w:t>
-            </w:r>
-            <w:r>
-              <w:rPr>
-                <w:i/>
-                <w:iCs/>
-                <w:sz w:val="18"/>
-                <w:szCs w:val="18"/>
-              </w:rPr>
-              <w:t xml:space="preserve">Digital-src </w:t>
+              <w:t>#</w:t>
+            </w:r>
+            <w:r>
+              <w:rPr>
+                <w:i/>
+                <w:iCs/>
+                <w:sz w:val="18"/>
+                <w:szCs w:val="18"/>
+              </w:rPr>
+              <w:t xml:space="preserve"># Digital </w:t>
+            </w:r>
+            <w:r>
+              <w:rPr>
+                <w:i/>
+                <w:iCs/>
+                <w:sz w:val="18"/>
+                <w:szCs w:val="18"/>
+              </w:rPr>
+              <w:t>input</w:t>
             </w:r>
           </w:p>
         </w:tc>
@@ -616,20 +1357,30 @@
             <w:pPr>
               <w:pStyle w:val="Compact"/>
               <w:rPr>
-                <w:i/>
-                <w:iCs/>
-                <w:sz w:val="18"/>
-                <w:szCs w:val="18"/>
-              </w:rPr>
-            </w:pPr>
-            <w:r>
-              <w:rPr>
-                <w:i/>
-                <w:iCs/>
-                <w:sz w:val="18"/>
-                <w:szCs w:val="18"/>
-              </w:rPr>
-              <w:t>./images/10x10px-img.png</w:t>
+                <w:sz w:val="18"/>
+                <w:szCs w:val="18"/>
+              </w:rPr>
+            </w:pPr>
+            <w:r>
+              <w:rPr>
+                <w:sz w:val="18"/>
+                <w:szCs w:val="18"/>
+              </w:rPr>
+              <w:t>./</w:t>
+            </w:r>
+            <w:r>
+              <w:rPr>
+                <w:sz w:val="18"/>
+                <w:szCs w:val="18"/>
+              </w:rPr>
+              <w:t>assets</w:t>
+            </w:r>
+            <w:r>
+              <w:rPr>
+                <w:sz w:val="18"/>
+                <w:szCs w:val="18"/>
+              </w:rPr>
+              <w:t>/10x10px-img.png</w:t>
             </w:r>
           </w:p>
         </w:tc>
@@ -656,7 +1407,7 @@
                 <w:sz w:val="18"/>
                 <w:szCs w:val="18"/>
               </w:rPr>
-              <w:t>##Remove-previous</w:t>
+              <w:t>## Source</w:t>
             </w:r>
           </w:p>
         </w:tc>
@@ -668,21 +1419,10 @@
             <w:pPr>
               <w:pStyle w:val="Compact"/>
               <w:rPr>
-                <w:i/>
-                <w:iCs/>
-                <w:sz w:val="18"/>
-                <w:szCs w:val="18"/>
-              </w:rPr>
-            </w:pPr>
-            <w:r>
-              <w:rPr>
-                <w:i/>
-                <w:iCs/>
-                <w:sz w:val="18"/>
-                <w:szCs w:val="18"/>
-              </w:rPr>
-              <w:t>No</w:t>
-            </w:r>
+                <w:sz w:val="18"/>
+                <w:szCs w:val="18"/>
+              </w:rPr>
+            </w:pPr>
           </w:p>
         </w:tc>
       </w:tr>
@@ -708,25 +1448,25 @@
                 <w:sz w:val="18"/>
                 <w:szCs w:val="18"/>
               </w:rPr>
-              <w:t>#</w:t>
-            </w:r>
-            <w:r>
-              <w:rPr>
-                <w:i/>
-                <w:iCs/>
-                <w:sz w:val="18"/>
-                <w:szCs w:val="18"/>
-              </w:rPr>
-              <w:t>#</w:t>
-            </w:r>
-            <w:r>
-              <w:rPr>
-                <w:i/>
-                <w:iCs/>
-                <w:sz w:val="18"/>
-                <w:szCs w:val="18"/>
-              </w:rPr>
-              <w:t>Author</w:t>
+              <w:t>##</w:t>
+            </w:r>
+            <w:r>
+              <w:rPr>
+                <w:i/>
+                <w:iCs/>
+                <w:sz w:val="18"/>
+                <w:szCs w:val="18"/>
+              </w:rPr>
+              <w:t xml:space="preserve"> Delete </w:t>
+            </w:r>
+            <w:r>
+              <w:rPr>
+                <w:i/>
+                <w:iCs/>
+                <w:sz w:val="18"/>
+                <w:szCs w:val="18"/>
+              </w:rPr>
+              <w:t>previous</w:t>
             </w:r>
           </w:p>
         </w:tc>
@@ -751,117 +1491,6 @@
                 <w:sz w:val="18"/>
                 <w:szCs w:val="18"/>
               </w:rPr>
-              <w:t>Koziołek Matołek</w:t>
-            </w:r>
-          </w:p>
-        </w:tc>
-      </w:tr>
-    </w:tbl>
-    <w:p>
-      <w:r>
-        <w:rPr>
-          <w:noProof/>
-        </w:rPr>
-        <w:drawing>
-          <wp:inline distT="0" distB="0" distL="0" distR="0" wp14:anchorId="2BF11DEA" wp14:editId="5C155892">
-            <wp:extent cx="95250" cy="95250"/>
-            <wp:effectExtent l="0" t="0" r="0" b="0"/>
-            <wp:docPr id="2" name="Picture 2"/>
-            <wp:cNvGraphicFramePr>
-              <a:graphicFrameLocks xmlns:a="http://schemas.openxmlformats.org/drawingml/2006/main" noChangeAspect="1"/>
-            </wp:cNvGraphicFramePr>
-            <a:graphic xmlns:a="http://schemas.openxmlformats.org/drawingml/2006/main">
-              <a:graphicData uri="http://schemas.openxmlformats.org/drawingml/2006/picture">
-                <pic:pic xmlns:pic="http://schemas.openxmlformats.org/drawingml/2006/picture">
-                  <pic:nvPicPr>
-                    <pic:cNvPr id="0" name="Picture 1"/>
-                    <pic:cNvPicPr>
-                      <a:picLocks noChangeAspect="1" noChangeArrowheads="1"/>
-                    </pic:cNvPicPr>
-                  </pic:nvPicPr>
-                  <pic:blipFill>
-                    <a:blip r:embed="rId9">
-                      <a:extLst>
-                        <a:ext uri="{28A0092B-C50C-407E-A947-70E740481C1C}">
-                          <a14:useLocalDpi xmlns:a14="http://schemas.microsoft.com/office/drawing/2010/main" val="0"/>
-                        </a:ext>
-                      </a:extLst>
-                    </a:blip>
-                    <a:srcRect/>
-                    <a:stretch>
-                      <a:fillRect/>
-                    </a:stretch>
-                  </pic:blipFill>
-                  <pic:spPr bwMode="auto">
-                    <a:xfrm>
-                      <a:off x="0" y="0"/>
-                      <a:ext cx="95250" cy="95250"/>
-                    </a:xfrm>
-                    <a:prstGeom prst="rect">
-                      <a:avLst/>
-                    </a:prstGeom>
-                    <a:noFill/>
-                    <a:ln>
-                      <a:noFill/>
-                    </a:ln>
-                  </pic:spPr>
-                </pic:pic>
-              </a:graphicData>
-            </a:graphic>
-          </wp:inline>
-        </w:drawing>
-      </w:r>
-    </w:p>
-    <w:tbl>
-      <w:tblPr>
-        <w:tblStyle w:val="TableGrid"/>
-        <w:tblW w:w="0" w:type="auto"/>
-        <w:tblLook w:val="04A0" w:firstRow="1" w:lastRow="0" w:firstColumn="1" w:lastColumn="0" w:noHBand="0" w:noVBand="1"/>
-      </w:tblPr>
-      <w:tblGrid>
-        <w:gridCol w:w="1615"/>
-        <w:gridCol w:w="7735"/>
-      </w:tblGrid>
-      <w:tr>
-        <w:tc>
-          <w:tcPr>
-            <w:tcW w:w="1615" w:type="dxa"/>
-          </w:tcPr>
-          <w:p>
-            <w:pPr>
-              <w:pStyle w:val="Compact"/>
-              <w:rPr>
-                <w:i/>
-                <w:iCs/>
-                <w:sz w:val="18"/>
-                <w:szCs w:val="18"/>
-              </w:rPr>
-            </w:pPr>
-            <w:r>
-              <w:rPr>
-                <w:i/>
-                <w:iCs/>
-                <w:sz w:val="18"/>
-                <w:szCs w:val="18"/>
-              </w:rPr>
-              <w:t>#</w:t>
-            </w:r>
-            <w:r>
-              <w:rPr>
-                <w:i/>
-                <w:iCs/>
-                <w:sz w:val="18"/>
-                <w:szCs w:val="18"/>
-              </w:rPr>
-              <w:t>#</w:t>
-            </w:r>
-            <w:r>
-              <w:rPr>
-                <w:i/>
-                <w:iCs/>
-                <w:sz w:val="18"/>
-                <w:szCs w:val="18"/>
-              </w:rPr>
               <w:t xml:space="preserve"> </w:t>
             </w:r>
             <w:r>
@@ -871,46 +1500,16 @@
                 <w:sz w:val="18"/>
                 <w:szCs w:val="18"/>
               </w:rPr>
-              <w:t>Paper</w:t>
-            </w:r>
-            <w:r>
-              <w:rPr>
-                <w:i/>
-                <w:iCs/>
-                <w:sz w:val="18"/>
-                <w:szCs w:val="18"/>
-              </w:rPr>
-              <w:t xml:space="preserve"> </w:t>
-            </w:r>
-            <w:r>
-              <w:rPr>
-                <w:i/>
-                <w:iCs/>
-                <w:sz w:val="18"/>
-                <w:szCs w:val="18"/>
-              </w:rPr>
-              <w:t>source</w:t>
-            </w:r>
-          </w:p>
-        </w:tc>
-        <w:tc>
-          <w:tcPr>
-            <w:tcW w:w="7735" w:type="dxa"/>
-          </w:tcPr>
-          <w:p>
-            <w:pPr>
-              <w:pStyle w:val="Compact"/>
-              <w:rPr>
-                <w:sz w:val="18"/>
-                <w:szCs w:val="18"/>
-              </w:rPr>
-            </w:pPr>
-            <w:r>
-              <w:rPr>
-                <w:sz w:val="18"/>
-                <w:szCs w:val="18"/>
-              </w:rPr>
-              <w:t>./images/tiny-picture.png</w:t>
+              <w:t>Y</w:t>
+            </w:r>
+            <w:r>
+              <w:rPr>
+                <w:i/>
+                <w:iCs/>
+                <w:sz w:val="18"/>
+                <w:szCs w:val="18"/>
+              </w:rPr>
+              <w:t xml:space="preserve">ES </w:t>
             </w:r>
           </w:p>
         </w:tc>
@@ -937,16 +1536,7 @@
                 <w:sz w:val="18"/>
                 <w:szCs w:val="18"/>
               </w:rPr>
-              <w:t>#</w:t>
-            </w:r>
-            <w:r>
-              <w:rPr>
-                <w:i/>
-                <w:iCs/>
-                <w:sz w:val="18"/>
-                <w:szCs w:val="18"/>
-              </w:rPr>
-              <w:t># Digital source</w:t>
+              <w:t>## Comment</w:t>
             </w:r>
           </w:p>
         </w:tc>
@@ -958,16 +1548,20 @@
             <w:pPr>
               <w:pStyle w:val="Compact"/>
               <w:rPr>
-                <w:sz w:val="18"/>
-                <w:szCs w:val="18"/>
-              </w:rPr>
-            </w:pPr>
-            <w:r>
-              <w:rPr>
-                <w:sz w:val="18"/>
-                <w:szCs w:val="18"/>
-              </w:rPr>
-              <w:t>./images/10x10px-img.png</w:t>
+                <w:i/>
+                <w:iCs/>
+                <w:sz w:val="18"/>
+                <w:szCs w:val="18"/>
+              </w:rPr>
+            </w:pPr>
+            <w:r>
+              <w:rPr>
+                <w:i/>
+                <w:iCs/>
+                <w:sz w:val="18"/>
+                <w:szCs w:val="18"/>
+              </w:rPr>
+              <w:t>Looks good</w:t>
             </w:r>
           </w:p>
         </w:tc>
@@ -994,25 +1588,7 @@
                 <w:sz w:val="18"/>
                 <w:szCs w:val="18"/>
               </w:rPr>
-              <w:t>##</w:t>
-            </w:r>
-            <w:r>
-              <w:rPr>
-                <w:i/>
-                <w:iCs/>
-                <w:sz w:val="18"/>
-                <w:szCs w:val="18"/>
-              </w:rPr>
-              <w:t xml:space="preserve"> Delete </w:t>
-            </w:r>
-            <w:r>
-              <w:rPr>
-                <w:i/>
-                <w:iCs/>
-                <w:sz w:val="18"/>
-                <w:szCs w:val="18"/>
-              </w:rPr>
-              <w:t>previous</w:t>
+              <w:t>##Is-ready</w:t>
             </w:r>
           </w:p>
         </w:tc>
@@ -1037,25 +1613,7 @@
                 <w:sz w:val="18"/>
                 <w:szCs w:val="18"/>
               </w:rPr>
-              <w:t xml:space="preserve"> </w:t>
-            </w:r>
-            <w:r>
-              <w:rPr>
-                <w:i/>
-                <w:iCs/>
-                <w:sz w:val="18"/>
-                <w:szCs w:val="18"/>
-              </w:rPr>
-              <w:t>Y</w:t>
-            </w:r>
-            <w:r>
-              <w:rPr>
-                <w:i/>
-                <w:iCs/>
-                <w:sz w:val="18"/>
-                <w:szCs w:val="18"/>
-              </w:rPr>
-              <w:t xml:space="preserve">ES </w:t>
+              <w:t>YES</w:t>
             </w:r>
           </w:p>
         </w:tc>
@@ -1163,8 +1721,200 @@
     </w:tbl>
     <w:p/>
     <w:p>
-      <w:r>
-        <w:t>Just a sentence to make sure that it won’t be removed.</w:t>
+      <w:pPr>
+        <w:pStyle w:val="Caption"/>
+      </w:pPr>
+      <w:r>
+        <w:rPr>
+          <w:b/>
+          <w:bCs/>
+        </w:rPr>
+        <w:t xml:space="preserve">Table </w:t>
+      </w:r>
+      <w:r>
+        <w:rPr>
+          <w:b/>
+          <w:bCs/>
+        </w:rPr>
+        <w:fldChar w:fldCharType="begin"/>
+      </w:r>
+      <w:r>
+        <w:rPr>
+          <w:b/>
+          <w:bCs/>
+        </w:rPr>
+        <w:instrText xml:space="preserve"> SEQ Table \* ARABIC </w:instrText>
+      </w:r>
+      <w:r>
+        <w:rPr>
+          <w:b/>
+          <w:bCs/>
+        </w:rPr>
+        <w:fldChar w:fldCharType="separate"/>
+      </w:r>
+      <w:r>
+        <w:rPr>
+          <w:b/>
+          <w:bCs/>
+          <w:noProof/>
+        </w:rPr>
+        <w:t>1</w:t>
+      </w:r>
+      <w:r>
+        <w:rPr>
+          <w:b/>
+          <w:bCs/>
+        </w:rPr>
+        <w:fldChar w:fldCharType="end"/>
+      </w:r>
+      <w:r>
+        <w:rPr>
+          <w:b/>
+          <w:bCs/>
+        </w:rPr>
+        <w:t>:</w:t>
+      </w:r>
+      <w:r>
+        <w:t xml:space="preserve"> </w:t>
+      </w:r>
+      <w:r>
+        <w:t>T</w:t>
+      </w:r>
+      <w:r>
+        <w:t>able</w:t>
+      </w:r>
+      <w:r>
+        <w:t xml:space="preserve"> with a caption</w:t>
+      </w:r>
+      <w:r>
+        <w:t>.</w:t>
+      </w:r>
+    </w:p>
+    <w:tbl>
+      <w:tblPr>
+        <w:tblStyle w:val="TableGrid"/>
+        <w:tblW w:w="0" w:type="auto"/>
+        <w:tblLook w:val="04A0" w:firstRow="1" w:lastRow="0" w:firstColumn="1" w:lastColumn="0" w:noHBand="0" w:noVBand="1"/>
+      </w:tblPr>
+      <w:tblGrid>
+        <w:gridCol w:w="1615"/>
+        <w:gridCol w:w="7735"/>
+      </w:tblGrid>
+      <w:tr>
+        <w:tc>
+          <w:tcPr>
+            <w:tcW w:w="1615" w:type="dxa"/>
+          </w:tcPr>
+          <w:p>
+            <w:pPr>
+              <w:pStyle w:val="Compact"/>
+              <w:rPr>
+                <w:sz w:val="18"/>
+                <w:szCs w:val="18"/>
+              </w:rPr>
+            </w:pPr>
+            <w:r>
+              <w:rPr>
+                <w:sz w:val="18"/>
+                <w:szCs w:val="18"/>
+              </w:rPr>
+              <w:t xml:space="preserve">Table </w:t>
+            </w:r>
+            <w:proofErr w:type="spellStart"/>
+            <w:r>
+              <w:rPr>
+                <w:sz w:val="18"/>
+                <w:szCs w:val="18"/>
+              </w:rPr>
+              <w:t>table</w:t>
+            </w:r>
+            <w:proofErr w:type="spellEnd"/>
+          </w:p>
+        </w:tc>
+        <w:tc>
+          <w:tcPr>
+            <w:tcW w:w="7735" w:type="dxa"/>
+          </w:tcPr>
+          <w:p>
+            <w:pPr>
+              <w:pStyle w:val="Compact"/>
+              <w:rPr>
+                <w:sz w:val="18"/>
+                <w:szCs w:val="18"/>
+              </w:rPr>
+            </w:pPr>
+            <w:r>
+              <w:rPr>
+                <w:sz w:val="18"/>
+                <w:szCs w:val="18"/>
+              </w:rPr>
+              <w:t>Just a table</w:t>
+            </w:r>
+            <w:r>
+              <w:rPr>
+                <w:sz w:val="18"/>
+                <w:szCs w:val="18"/>
+              </w:rPr>
+              <w:t xml:space="preserve"> #ilovetables</w:t>
+            </w:r>
+          </w:p>
+        </w:tc>
+      </w:tr>
+      <w:tr>
+        <w:tc>
+          <w:tcPr>
+            <w:tcW w:w="1615" w:type="dxa"/>
+          </w:tcPr>
+          <w:p>
+            <w:pPr>
+              <w:pStyle w:val="Compact"/>
+              <w:rPr>
+                <w:sz w:val="18"/>
+                <w:szCs w:val="18"/>
+              </w:rPr>
+            </w:pPr>
+            <w:r>
+              <w:rPr>
+                <w:sz w:val="18"/>
+                <w:szCs w:val="18"/>
+              </w:rPr>
+              <w:t>Don’t extract</w:t>
+            </w:r>
+          </w:p>
+        </w:tc>
+        <w:tc>
+          <w:tcPr>
+            <w:tcW w:w="7735" w:type="dxa"/>
+          </w:tcPr>
+          <w:p>
+            <w:pPr>
+              <w:pStyle w:val="Compact"/>
+              <w:rPr>
+                <w:sz w:val="18"/>
+                <w:szCs w:val="18"/>
+              </w:rPr>
+            </w:pPr>
+            <w:r>
+              <w:rPr>
+                <w:sz w:val="18"/>
+                <w:szCs w:val="18"/>
+              </w:rPr>
+              <w:t>Don’t extract</w:t>
+            </w:r>
+          </w:p>
+        </w:tc>
+      </w:tr>
+    </w:tbl>
+    <w:p/>
+    <w:p>
+      <w:r>
+        <w:t>Just a sentence to make sure that it won’t be removed</w:t>
+      </w:r>
+      <w:r>
+        <w:t xml:space="preserve"> during metadata tables removal</w:t>
+      </w:r>
+      <w:r>
+        <w:t>.</w:t>
       </w:r>
     </w:p>
     <w:p/>
@@ -1172,7 +1922,47 @@
       <w:r>
         <w:t>Another sentence.</w:t>
       </w:r>
+      <w:r>
+        <w:t xml:space="preserve"> Second link to </w:t>
+      </w:r>
+      <w:r>
+        <w:fldChar w:fldCharType="begin"/>
+      </w:r>
+      <w:r>
+        <w:instrText xml:space="preserve"> REF _Ref191564298 \h </w:instrText>
+      </w:r>
+      <w:r>
+        <w:instrText xml:space="preserve"> \* MERGEFORMAT </w:instrText>
+      </w:r>
+      <w:r>
+        <w:fldChar w:fldCharType="separate"/>
+      </w:r>
+      <w:r>
+        <w:t xml:space="preserve">Figure </w:t>
+      </w:r>
+      <w:r>
+        <w:rPr>
+          <w:noProof/>
+        </w:rPr>
+        <w:t>2</w:t>
+      </w:r>
+      <w:r>
+        <w:fldChar w:fldCharType="end"/>
+      </w:r>
+      <w:r>
+        <w:t xml:space="preserve"> </w:t>
+      </w:r>
+      <w:r>
+        <w:t>[</w:t>
+      </w:r>
+      <w:r>
+        <w:t>lookbehind</w:t>
+      </w:r>
+      <w:r>
+        <w:t>].</w:t>
+      </w:r>
     </w:p>
+    <w:p/>
     <w:sectPr>
       <w:pgSz w:w="12240" w:h="15840"/>
       <w:pgMar w:top="1440" w:right="1440" w:bottom="1440" w:left="1440" w:header="720" w:footer="720" w:gutter="0"/>
@@ -1184,7 +1974,7 @@
 </file>
 
 <file path=word/styles.xml><?xml version="1.0" encoding="utf-8"?>
-<w:styles xmlns:mc="http://schemas.openxmlformats.org/markup-compatibility/2006" xmlns:r="http://schemas.openxmlformats.org/officeDocument/2006/relationships" xmlns:w="http://schemas.openxmlformats.org/wordprocessingml/2006/main" xmlns:w14="http://schemas.microsoft.com/office/word/2010/wordml" xmlns:w15="http://schemas.microsoft.com/office/word/2012/wordml" xmlns:w16cex="http://schemas.microsoft.com/office/word/2018/wordml/cex" xmlns:w16cid="http://schemas.microsoft.com/office/word/2016/wordml/cid" xmlns:w16="http://schemas.microsoft.com/office/word/2018/wordml" xmlns:w16sdtdh="http://schemas.microsoft.com/office/word/2020/wordml/sdtdatahash" xmlns:w16se="http://schemas.microsoft.com/office/word/2015/wordml/symex" mc:Ignorable="w14 w15 w16se w16cid w16 w16cex w16sdtdh">
+<w:styles xmlns:mc="http://schemas.openxmlformats.org/markup-compatibility/2006" xmlns:r="http://schemas.openxmlformats.org/officeDocument/2006/relationships" xmlns:w="http://schemas.openxmlformats.org/wordprocessingml/2006/main" xmlns:w14="http://schemas.microsoft.com/office/word/2010/wordml" xmlns:w15="http://schemas.microsoft.com/office/word/2012/wordml" xmlns:w16cex="http://schemas.microsoft.com/office/word/2018/wordml/cex" xmlns:w16cid="http://schemas.microsoft.com/office/word/2016/wordml/cid" xmlns:w16="http://schemas.microsoft.com/office/word/2018/wordml" xmlns:w16du="http://schemas.microsoft.com/office/word/2023/wordml/word16du" xmlns:w16sdtdh="http://schemas.microsoft.com/office/word/2020/wordml/sdtdatahash" xmlns:w16sdtfl="http://schemas.microsoft.com/office/word/2024/wordml/sdtformatlock" xmlns:w16se="http://schemas.microsoft.com/office/word/2015/wordml/symex" mc:Ignorable="w14 w15 w16se w16cid w16 w16cex w16sdtdh w16sdtfl w16du">
   <w:docDefaults>
     <w:rPrDefault>
       <w:rPr>
@@ -1583,7 +2373,7 @@
   <w:style w:type="paragraph" w:default="1" w:styleId="Normal">
     <w:name w:val="Normal"/>
     <w:qFormat/>
-    <w:rsid w:val="001D34EC"/>
+    <w:rsid w:val="004200E4"/>
   </w:style>
   <w:style w:type="character" w:default="1" w:styleId="DefaultParagraphFont">
     <w:name w:val="Default Paragraph Font"/>
@@ -1673,6 +2463,34 @@
     <w:uiPriority w:val="99"/>
     <w:semiHidden/>
     <w:rsid w:val="00C739E7"/>
+  </w:style>
+  <w:style w:type="paragraph" w:styleId="Caption">
+    <w:name w:val="caption"/>
+    <w:basedOn w:val="Normal"/>
+    <w:next w:val="Normal"/>
+    <w:uiPriority w:val="35"/>
+    <w:unhideWhenUsed/>
+    <w:qFormat/>
+    <w:rsid w:val="003655EB"/>
+    <w:pPr>
+      <w:spacing w:after="200" w:line="240" w:lineRule="auto"/>
+    </w:pPr>
+    <w:rPr>
+      <w:iCs/>
+      <w:szCs w:val="18"/>
+    </w:rPr>
+  </w:style>
+  <w:style w:type="character" w:styleId="UnresolvedMention">
+    <w:name w:val="Unresolved Mention"/>
+    <w:basedOn w:val="DefaultParagraphFont"/>
+    <w:uiPriority w:val="99"/>
+    <w:semiHidden/>
+    <w:unhideWhenUsed/>
+    <w:rsid w:val="004C3B0D"/>
+    <w:rPr>
+      <w:color w:val="605E5C"/>
+      <w:shd w:val="clear" w:color="auto" w:fill="E1DFDD"/>
+    </w:rPr>
   </w:style>
 </w:styles>
 </file>
